--- a/Projetos/10-Gateway/projeto-10.docx
+++ b/Projetos/10-Gateway/projeto-10.docx
@@ -957,9 +957,8 @@
       <w:r>
         <w:rPr>
           <w:rFonts w:ascii="Abadi" w:eastAsia="Abadi" w:hAnsi="Abadi" w:cs="Abadi"/>
-          <w:highlight w:val="yellow"/>
-        </w:rPr>
-        <w:t>[Link para arquivos de corte laser, modelos de impressão 3D (STL) ou indicar "Não se aplica"]</w:t>
+        </w:rPr>
+        <w:t>Não se aplica</w:t>
       </w:r>
     </w:p>
     <w:p>
@@ -1050,7 +1049,7 @@
         <w:rPr>
           <w:rFonts w:ascii="Abadi" w:eastAsia="Abadi" w:hAnsi="Abadi" w:cs="Abadi"/>
         </w:rPr>
-        <w:t>S3 Heltec V3</w:t>
+        <w:t xml:space="preserve">S3 </w:t>
       </w:r>
     </w:p>
     <w:p>
@@ -1150,7 +1149,13 @@
         <w:t xml:space="preserve"> </w:t>
       </w:r>
       <w:r>
-        <w:t>Etapa não disponível por limitações técnicas do simulador em emular o barramento RS485 físico com ESP-IDF. Avance para a Etapa 2</w:t>
+        <w:t xml:space="preserve">Etapa não disponível por limitações técnicas do </w:t>
+      </w:r>
+      <w:r>
+        <w:t>simulador. Avance</w:t>
+      </w:r>
+      <w:r>
+        <w:t xml:space="preserve"> para a Etapa 2</w:t>
       </w:r>
     </w:p>
     <w:p>
@@ -1200,30 +1205,6 @@
     </w:p>
     <w:p>
       <w:pPr>
-        <w:pStyle w:val="ListParagraph"/>
-        <w:numPr>
-          <w:ilvl w:val="0"/>
-          <w:numId w:val="11"/>
-        </w:numPr>
-        <w:spacing w:after="0"/>
-      </w:pPr>
-      <w:r>
-        <w:rPr>
-          <w:rFonts w:ascii="Abadi" w:eastAsia="Abadi" w:hAnsi="Abadi" w:cs="Abadi"/>
-          <w:b/>
-          <w:bCs/>
-        </w:rPr>
-        <w:t>Esquema de Montagem para Consulta:</w:t>
-      </w:r>
-      <w:r>
-        <w:rPr>
-          <w:rFonts w:ascii="Abadi" w:eastAsia="Abadi" w:hAnsi="Abadi" w:cs="Abadi"/>
-        </w:rPr>
-        <w:t xml:space="preserve"> [Reinserir Link para Imagem/Esquemático]</w:t>
-      </w:r>
-    </w:p>
-    <w:p>
-      <w:pPr>
         <w:spacing w:before="240" w:after="240"/>
         <w:rPr>
           <w:rFonts w:ascii="Abadi" w:eastAsia="Abadi" w:hAnsi="Abadi" w:cs="Abadi"/>
@@ -1375,7 +1356,7 @@
         <w:t xml:space="preserve"> </w:t>
       </w:r>
       <w:r>
-        <w:t>Conecte os pinos TX e RX configurados no seu modbus_rtu.h aos pinos DI e RO do MAX485. Una os pinos RE e DE e conecte-os ao pino de controle de fluxo (RTS) definido no firmware</w:t>
+        <w:t>Conecte os pinos TX e RX configurados aos pinos DI e RO do MAX485. Una os pinos RE e DE e conecte-os ao pino de controle de fluxo (RTS) definido no firmware</w:t>
       </w:r>
     </w:p>
     <w:p>
@@ -1388,7 +1369,6 @@
         <w:spacing w:after="0"/>
         <w:rPr>
           <w:rFonts w:ascii="Abadi" w:eastAsia="Abadi" w:hAnsi="Abadi" w:cs="Abadi"/>
-          <w:highlight w:val="yellow"/>
         </w:rPr>
       </w:pPr>
       <w:r>
@@ -1396,7 +1376,6 @@
           <w:rFonts w:ascii="Abadi" w:eastAsia="Abadi" w:hAnsi="Abadi" w:cs="Abadi"/>
           <w:b/>
           <w:bCs/>
-          <w:highlight w:val="yellow"/>
         </w:rPr>
         <w:t>Referência Visual:</w:t>
       </w:r>
@@ -1404,22 +1383,58 @@
     <w:p>
       <w:pPr>
         <w:spacing w:after="0"/>
-        <w:rPr>
-          <w:rFonts w:ascii="Abadi" w:eastAsia="Abadi" w:hAnsi="Abadi" w:cs="Abadi"/>
-          <w:highlight w:val="yellow"/>
-        </w:rPr>
-      </w:pPr>
-      <w:r>
-        <w:rPr>
-          <w:rFonts w:ascii="Abadi" w:eastAsia="Abadi" w:hAnsi="Abadi" w:cs="Abadi"/>
-          <w:highlight w:val="yellow"/>
-        </w:rPr>
-        <w:t>[Inserir Foto real da montagem ou Diagrama de fiação]</w:t>
+        <w:jc w:val="center"/>
+        <w:rPr>
+          <w:rFonts w:ascii="Abadi" w:eastAsia="Abadi" w:hAnsi="Abadi" w:cs="Abadi"/>
+          <w:i/>
+          <w:iCs/>
+        </w:rPr>
+      </w:pPr>
+      <w:r>
+        <w:rPr>
+          <w:rFonts w:ascii="Abadi" w:eastAsia="Abadi" w:hAnsi="Abadi" w:cs="Abadi"/>
+        </w:rPr>
+        <w:drawing>
+          <wp:inline distT="0" distB="0" distL="0" distR="0" wp14:anchorId="449684FF" wp14:editId="0F7EA515">
+            <wp:extent cx="4267200" cy="3327310"/>
+            <wp:effectExtent l="0" t="0" r="0" b="6985"/>
+            <wp:docPr id="983073517" name="Picture 1"/>
+            <wp:cNvGraphicFramePr>
+              <a:graphicFrameLocks xmlns:a="http://schemas.openxmlformats.org/drawingml/2006/main" noChangeAspect="1"/>
+            </wp:cNvGraphicFramePr>
+            <a:graphic xmlns:a="http://schemas.openxmlformats.org/drawingml/2006/main">
+              <a:graphicData uri="http://schemas.openxmlformats.org/drawingml/2006/picture">
+                <pic:pic xmlns:pic="http://schemas.openxmlformats.org/drawingml/2006/picture">
+                  <pic:nvPicPr>
+                    <pic:cNvPr id="983073517" name=""/>
+                    <pic:cNvPicPr/>
+                  </pic:nvPicPr>
+                  <pic:blipFill>
+                    <a:blip r:embed="rId11"/>
+                    <a:stretch>
+                      <a:fillRect/>
+                    </a:stretch>
+                  </pic:blipFill>
+                  <pic:spPr>
+                    <a:xfrm>
+                      <a:off x="0" y="0"/>
+                      <a:ext cx="4277318" cy="3335199"/>
+                    </a:xfrm>
+                    <a:prstGeom prst="rect">
+                      <a:avLst/>
+                    </a:prstGeom>
+                  </pic:spPr>
+                </pic:pic>
+              </a:graphicData>
+            </a:graphic>
+          </wp:inline>
+        </w:drawing>
       </w:r>
     </w:p>
     <w:p>
       <w:pPr>
         <w:spacing w:after="0"/>
+        <w:jc w:val="center"/>
         <w:rPr>
           <w:rFonts w:ascii="Abadi" w:eastAsia="Abadi" w:hAnsi="Abadi" w:cs="Abadi"/>
         </w:rPr>
@@ -1429,9 +1444,8 @@
           <w:rFonts w:ascii="Abadi" w:eastAsia="Abadi" w:hAnsi="Abadi" w:cs="Abadi"/>
           <w:i/>
           <w:iCs/>
-          <w:highlight w:val="yellow"/>
-        </w:rPr>
-        <w:t>Legenda: [Descrição técnica do componente e sua respectiva conexão/pino.]</w:t>
+        </w:rPr>
+        <w:t>Esquematico de conexão</w:t>
       </w:r>
     </w:p>
     <w:p>
@@ -1452,6 +1466,7 @@
           <w:b/>
           <w:bCs/>
         </w:rPr>
+        <w:lastRenderedPageBreak/>
         <w:t>Pontos de Atenção:</w:t>
       </w:r>
       <w:r>
@@ -1549,7 +1564,7 @@
         <w:rPr>
           <w:rFonts w:ascii="Abadi" w:eastAsia="Abadi" w:hAnsi="Abadi" w:cs="Abadi"/>
         </w:rPr>
-        <w:t>S3 Heltec V3 ao PC via USB e abra o VS Code com o ambiente ESP</w:t>
+        <w:t>S3 ao PC via USB e abra o VS Code com o ambiente ESP</w:t>
       </w:r>
       <w:r>
         <w:rPr>
@@ -1592,7 +1607,19 @@
         <w:rPr>
           <w:rFonts w:ascii="Abadi" w:eastAsia="Abadi" w:hAnsi="Abadi" w:cs="Abadi"/>
         </w:rPr>
-        <w:t>Fi e endereço do broker MQTT no código.</w:t>
+        <w:t xml:space="preserve">Fi e endereço do broker MQTT no </w:t>
+      </w:r>
+      <w:r>
+        <w:rPr>
+          <w:rFonts w:ascii="Abadi" w:eastAsia="Abadi" w:hAnsi="Abadi" w:cs="Abadi"/>
+        </w:rPr>
+        <w:t>menuconfig</w:t>
+      </w:r>
+      <w:r>
+        <w:rPr>
+          <w:rFonts w:ascii="Abadi" w:eastAsia="Abadi" w:hAnsi="Abadi" w:cs="Abadi"/>
+        </w:rPr>
+        <w:t>.</w:t>
       </w:r>
     </w:p>
     <w:p>
@@ -1627,7 +1654,6 @@
         <w:rPr>
           <w:rFonts w:ascii="Abadi" w:eastAsia="Abadi" w:hAnsi="Abadi" w:cs="Abadi"/>
         </w:rPr>
-        <w:lastRenderedPageBreak/>
         <w:t xml:space="preserve">Execute: build </w:t>
       </w:r>
       <w:r>
@@ -1665,7 +1691,6 @@
         <w:spacing w:after="0"/>
         <w:rPr>
           <w:rFonts w:ascii="Abadi" w:eastAsia="Abadi" w:hAnsi="Abadi" w:cs="Abadi"/>
-          <w:highlight w:val="yellow"/>
         </w:rPr>
       </w:pPr>
       <w:r>
@@ -1673,7 +1698,6 @@
           <w:rFonts w:ascii="Abadi" w:eastAsia="Abadi" w:hAnsi="Abadi" w:cs="Abadi"/>
           <w:b/>
           <w:bCs/>
-          <w:highlight w:val="yellow"/>
         </w:rPr>
         <w:t>Referência Visual:</w:t>
       </w:r>
@@ -1681,22 +1705,57 @@
     <w:p>
       <w:pPr>
         <w:spacing w:after="0"/>
-        <w:rPr>
-          <w:rFonts w:ascii="Abadi" w:eastAsia="Abadi" w:hAnsi="Abadi" w:cs="Abadi"/>
-          <w:highlight w:val="yellow"/>
-        </w:rPr>
-      </w:pPr>
-      <w:r>
-        <w:rPr>
-          <w:rFonts w:ascii="Abadi" w:eastAsia="Abadi" w:hAnsi="Abadi" w:cs="Abadi"/>
-          <w:highlight w:val="yellow"/>
-        </w:rPr>
-        <w:t>[Inserir Screenshot da interface de upload ou foto do sistema energizado]</w:t>
+        <w:ind w:left="360"/>
+        <w:jc w:val="center"/>
+        <w:rPr>
+          <w:rFonts w:ascii="Abadi" w:eastAsia="Abadi" w:hAnsi="Abadi" w:cs="Abadi"/>
+        </w:rPr>
+      </w:pPr>
+      <w:r>
+        <w:rPr>
+          <w:rFonts w:ascii="Abadi" w:eastAsia="Abadi" w:hAnsi="Abadi" w:cs="Abadi"/>
+        </w:rPr>
+        <w:drawing>
+          <wp:inline distT="0" distB="0" distL="0" distR="0" wp14:anchorId="582E7FEE" wp14:editId="0AEEB89D">
+            <wp:extent cx="4527783" cy="1219263"/>
+            <wp:effectExtent l="0" t="0" r="6350" b="0"/>
+            <wp:docPr id="56048244" name="Picture 1"/>
+            <wp:cNvGraphicFramePr>
+              <a:graphicFrameLocks xmlns:a="http://schemas.openxmlformats.org/drawingml/2006/main" noChangeAspect="1"/>
+            </wp:cNvGraphicFramePr>
+            <a:graphic xmlns:a="http://schemas.openxmlformats.org/drawingml/2006/main">
+              <a:graphicData uri="http://schemas.openxmlformats.org/drawingml/2006/picture">
+                <pic:pic xmlns:pic="http://schemas.openxmlformats.org/drawingml/2006/picture">
+                  <pic:nvPicPr>
+                    <pic:cNvPr id="56048244" name=""/>
+                    <pic:cNvPicPr/>
+                  </pic:nvPicPr>
+                  <pic:blipFill>
+                    <a:blip r:embed="rId12"/>
+                    <a:stretch>
+                      <a:fillRect/>
+                    </a:stretch>
+                  </pic:blipFill>
+                  <pic:spPr>
+                    <a:xfrm>
+                      <a:off x="0" y="0"/>
+                      <a:ext cx="4527783" cy="1219263"/>
+                    </a:xfrm>
+                    <a:prstGeom prst="rect">
+                      <a:avLst/>
+                    </a:prstGeom>
+                  </pic:spPr>
+                </pic:pic>
+              </a:graphicData>
+            </a:graphic>
+          </wp:inline>
+        </w:drawing>
       </w:r>
     </w:p>
     <w:p>
       <w:pPr>
-        <w:spacing w:after="0"/>
+        <w:ind w:left="360"/>
+        <w:jc w:val="center"/>
         <w:rPr>
           <w:rFonts w:ascii="Abadi" w:eastAsia="Abadi" w:hAnsi="Abadi" w:cs="Abadi"/>
         </w:rPr>
@@ -1706,9 +1765,75 @@
           <w:rFonts w:ascii="Abadi" w:eastAsia="Abadi" w:hAnsi="Abadi" w:cs="Abadi"/>
           <w:i/>
           <w:iCs/>
-          <w:highlight w:val="yellow"/>
-        </w:rPr>
-        <w:t>Legenda: [Descrição do indicador de sucesso no upload ou status do LED.]</w:t>
+        </w:rPr>
+        <w:t>Configurações</w:t>
+      </w:r>
+    </w:p>
+    <w:p>
+      <w:pPr>
+        <w:spacing w:after="0"/>
+        <w:ind w:left="360"/>
+        <w:jc w:val="center"/>
+        <w:rPr>
+          <w:rFonts w:ascii="Abadi" w:eastAsia="Abadi" w:hAnsi="Abadi" w:cs="Abadi"/>
+        </w:rPr>
+      </w:pPr>
+      <w:r>
+        <w:rPr>
+          <w:rFonts w:ascii="Abadi" w:eastAsia="Abadi" w:hAnsi="Abadi" w:cs="Abadi"/>
+        </w:rPr>
+        <w:drawing>
+          <wp:inline distT="0" distB="0" distL="0" distR="0" wp14:anchorId="3B889FFB" wp14:editId="036E2127">
+            <wp:extent cx="2146410" cy="1657435"/>
+            <wp:effectExtent l="0" t="0" r="6350" b="0"/>
+            <wp:docPr id="1663043511" name="Picture 1"/>
+            <wp:cNvGraphicFramePr>
+              <a:graphicFrameLocks xmlns:a="http://schemas.openxmlformats.org/drawingml/2006/main" noChangeAspect="1"/>
+            </wp:cNvGraphicFramePr>
+            <a:graphic xmlns:a="http://schemas.openxmlformats.org/drawingml/2006/main">
+              <a:graphicData uri="http://schemas.openxmlformats.org/drawingml/2006/picture">
+                <pic:pic xmlns:pic="http://schemas.openxmlformats.org/drawingml/2006/picture">
+                  <pic:nvPicPr>
+                    <pic:cNvPr id="1663043511" name=""/>
+                    <pic:cNvPicPr/>
+                  </pic:nvPicPr>
+                  <pic:blipFill>
+                    <a:blip r:embed="rId13"/>
+                    <a:stretch>
+                      <a:fillRect/>
+                    </a:stretch>
+                  </pic:blipFill>
+                  <pic:spPr>
+                    <a:xfrm>
+                      <a:off x="0" y="0"/>
+                      <a:ext cx="2146410" cy="1657435"/>
+                    </a:xfrm>
+                    <a:prstGeom prst="rect">
+                      <a:avLst/>
+                    </a:prstGeom>
+                  </pic:spPr>
+                </pic:pic>
+              </a:graphicData>
+            </a:graphic>
+          </wp:inline>
+        </w:drawing>
+      </w:r>
+    </w:p>
+    <w:p>
+      <w:pPr>
+        <w:spacing w:after="0"/>
+        <w:jc w:val="center"/>
+        <w:rPr>
+          <w:rFonts w:ascii="Abadi" w:eastAsia="Abadi" w:hAnsi="Abadi" w:cs="Abadi"/>
+        </w:rPr>
+      </w:pPr>
+      <w:r>
+        <w:rPr>
+          <w:rFonts w:ascii="Abadi" w:eastAsia="Abadi" w:hAnsi="Abadi" w:cs="Abadi"/>
+          <w:i/>
+          <w:iCs/>
+        </w:rPr>
+        <w:t>Funcionamento</w:t>
       </w:r>
     </w:p>
     <w:p>
@@ -1890,6 +2015,7 @@
                 <w:b/>
                 <w:bCs/>
               </w:rPr>
+              <w:lastRenderedPageBreak/>
               <w:t>Variável</w:t>
             </w:r>
           </w:p>
@@ -2569,7 +2695,6 @@
         <w:rPr>
           <w:rFonts w:ascii="Abadi" w:eastAsia="Abadi" w:hAnsi="Abadi" w:cs="Abadi"/>
         </w:rPr>
-        <w:lastRenderedPageBreak/>
         <w:t>11. CONCLUSÃO E PRÓXIMOS PASSOS</w:t>
       </w:r>
     </w:p>
@@ -3113,10 +3238,10 @@
       </w:pPr>
     </w:p>
     <w:sectPr>
-      <w:headerReference w:type="default" r:id="rId11"/>
-      <w:footerReference w:type="default" r:id="rId12"/>
-      <w:headerReference w:type="first" r:id="rId13"/>
-      <w:footerReference w:type="first" r:id="rId14"/>
+      <w:headerReference w:type="default" r:id="rId14"/>
+      <w:footerReference w:type="default" r:id="rId15"/>
+      <w:headerReference w:type="first" r:id="rId16"/>
+      <w:footerReference w:type="first" r:id="rId17"/>
       <w:pgSz w:w="11906" w:h="16838"/>
       <w:pgMar w:top="1440" w:right="1080" w:bottom="1440" w:left="1080" w:header="737" w:footer="708" w:gutter="0"/>
       <w:cols w:space="708"/>
@@ -3733,7 +3858,7 @@
             </wp:anchor>
           </w:drawing>
         </mc:Choice>
-        <mc:Fallback xmlns:a14="http://schemas.microsoft.com/office/drawing/2010/main" xmlns:pic="http://schemas.openxmlformats.org/drawingml/2006/picture" xmlns:a="http://schemas.openxmlformats.org/drawingml/2006/main">
+        <mc:Fallback xmlns:a="http://schemas.openxmlformats.org/drawingml/2006/main" xmlns:pic="http://schemas.openxmlformats.org/drawingml/2006/picture" xmlns:a14="http://schemas.microsoft.com/office/drawing/2010/main">
           <w:pict>
             <v:rect id="Rectangle 4" style="position:absolute;margin-left:0;margin-top:-37pt;width:600.25pt;height:71.95pt;z-index:251664384;visibility:visible;mso-wrap-style:square;mso-width-percent:0;mso-height-percent:0;mso-wrap-distance-left:9pt;mso-wrap-distance-top:0;mso-wrap-distance-right:9pt;mso-wrap-distance-bottom:0;mso-position-horizontal:left;mso-position-horizontal-relative:page;mso-position-vertical:absolute;mso-position-vertical-relative:text;mso-width-percent:0;mso-height-percent:0;mso-width-relative:margin;mso-height-relative:margin;v-text-anchor:middle" o:spid="_x0000_s1026" fillcolor="#01093a [3204]" stroked="f" strokeweight="2pt" w14:anchorId="42279ACB" o:gfxdata="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">
               <w10:wrap anchorx="page"/>
@@ -13007,15 +13132,6 @@
 </file>
 
 <file path=customXml/item1.xml><?xml version="1.0" encoding="utf-8"?>
-<?mso-contentType ?>
-<FormTemplates xmlns="http://schemas.microsoft.com/sharepoint/v3/contenttype/forms">
-  <Display>DocumentLibraryForm</Display>
-  <Edit>DocumentLibraryForm</Edit>
-  <New>DocumentLibraryForm</New>
-</FormTemplates>
-</file>
-
-<file path=customXml/item2.xml><?xml version="1.0" encoding="utf-8"?>
 <ct:contentTypeSchema xmlns:ct="http://schemas.microsoft.com/office/2006/metadata/contentType" xmlns:ma="http://schemas.microsoft.com/office/2006/metadata/properties/metaAttributes" ct:_="" ma:_="" ma:contentTypeName="Document" ma:contentTypeID="0x0101001A9F42900677274DB5EFFFC08FB74ED9" ma:contentTypeVersion="14" ma:contentTypeDescription="Create a new document." ma:contentTypeScope="" ma:versionID="35dc7fea2fe184f47ee26c49ad6d27ed">
   <xsd:schema xmlns:xsd="http://www.w3.org/2001/XMLSchema" xmlns:xs="http://www.w3.org/2001/XMLSchema" xmlns:p="http://schemas.microsoft.com/office/2006/metadata/properties" xmlns:ns2="0337a55e-6c2c-4d63-b79a-aa3d8c227c1d" xmlns:ns3="2d462126-6299-4b3d-b3f3-d8d80c025600" targetNamespace="http://schemas.microsoft.com/office/2006/metadata/properties" ma:root="true" ma:fieldsID="d2e472a24e092181a905a67079d33ac5" ns2:_="" ns3:_="">
     <xsd:import namespace="0337a55e-6c2c-4d63-b79a-aa3d8c227c1d"/>
@@ -13222,7 +13338,20 @@
 </ct:contentTypeSchema>
 </file>
 
+<file path=customXml/item2.xml><?xml version="1.0" encoding="utf-8"?>
+<?mso-contentType ?>
+<FormTemplates xmlns="http://schemas.microsoft.com/sharepoint/v3/contenttype/forms">
+  <Display>DocumentLibraryForm</Display>
+  <Edit>DocumentLibraryForm</Edit>
+  <New>DocumentLibraryForm</New>
+</FormTemplates>
+</file>
+
 <file path=customXml/item3.xml><?xml version="1.0" encoding="utf-8"?>
+<b:Sources xmlns:b="http://schemas.openxmlformats.org/officeDocument/2006/bibliography" xmlns="http://schemas.openxmlformats.org/officeDocument/2006/bibliography" SelectedStyle="\APASixthEditionOfficeOnline.xsl" StyleName="APA" Version="6"/>
+</file>
+
+<file path=customXml/item4.xml><?xml version="1.0" encoding="utf-8"?>
 <p:properties xmlns:p="http://schemas.microsoft.com/office/2006/metadata/properties" xmlns:xsi="http://www.w3.org/2001/XMLSchema-instance" xmlns:pc="http://schemas.microsoft.com/office/infopath/2007/PartnerControls">
   <documentManagement>
     <lcf76f155ced4ddcb4097134ff3c332f xmlns="0337a55e-6c2c-4d63-b79a-aa3d8c227c1d">
@@ -13233,19 +13362,7 @@
 </p:properties>
 </file>
 
-<file path=customXml/item4.xml><?xml version="1.0" encoding="utf-8"?>
-<b:Sources xmlns:b="http://schemas.openxmlformats.org/officeDocument/2006/bibliography" xmlns="http://schemas.openxmlformats.org/officeDocument/2006/bibliography" SelectedStyle="\APASixthEditionOfficeOnline.xsl" StyleName="APA" Version="6"/>
-</file>
-
 <file path=customXml/itemProps1.xml><?xml version="1.0" encoding="utf-8"?>
-<ds:datastoreItem xmlns:ds="http://schemas.openxmlformats.org/officeDocument/2006/customXml" ds:itemID="{0E62B389-FEAB-4A4A-A22C-F4533FCE1D71}">
-  <ds:schemaRefs>
-    <ds:schemaRef ds:uri="http://schemas.microsoft.com/sharepoint/v3/contenttype/forms"/>
-  </ds:schemaRefs>
-</ds:datastoreItem>
-</file>
-
-<file path=customXml/itemProps2.xml><?xml version="1.0" encoding="utf-8"?>
 <ds:datastoreItem xmlns:ds="http://schemas.openxmlformats.org/officeDocument/2006/customXml" ds:itemID="{8173E8B0-EF27-48B2-99CC-D5706F6DFFFE}">
   <ds:schemaRefs>
     <ds:schemaRef ds:uri="http://schemas.microsoft.com/office/2006/metadata/contentType"/>
@@ -13264,7 +13381,23 @@
 </ds:datastoreItem>
 </file>
 
+<file path=customXml/itemProps2.xml><?xml version="1.0" encoding="utf-8"?>
+<ds:datastoreItem xmlns:ds="http://schemas.openxmlformats.org/officeDocument/2006/customXml" ds:itemID="{0E62B389-FEAB-4A4A-A22C-F4533FCE1D71}">
+  <ds:schemaRefs>
+    <ds:schemaRef ds:uri="http://schemas.microsoft.com/sharepoint/v3/contenttype/forms"/>
+  </ds:schemaRefs>
+</ds:datastoreItem>
+</file>
+
 <file path=customXml/itemProps3.xml><?xml version="1.0" encoding="utf-8"?>
+<ds:datastoreItem xmlns:ds="http://schemas.openxmlformats.org/officeDocument/2006/customXml" ds:itemID="{878930A0-CBDA-43F7-B5C9-2FBD43FFD8CC}">
+  <ds:schemaRefs>
+    <ds:schemaRef ds:uri="http://schemas.openxmlformats.org/officeDocument/2006/bibliography"/>
+  </ds:schemaRefs>
+</ds:datastoreItem>
+</file>
+
+<file path=customXml/itemProps4.xml><?xml version="1.0" encoding="utf-8"?>
 <ds:datastoreItem xmlns:ds="http://schemas.openxmlformats.org/officeDocument/2006/customXml" ds:itemID="{41A70886-D638-4913-811E-25DE943FC343}">
   <ds:schemaRefs>
     <ds:schemaRef ds:uri="http://schemas.microsoft.com/office/2006/metadata/properties"/>
@@ -13273,12 +13406,4 @@
     <ds:schemaRef ds:uri="2d462126-6299-4b3d-b3f3-d8d80c025600"/>
   </ds:schemaRefs>
 </ds:datastoreItem>
-</file>
-
-<file path=customXml/itemProps4.xml><?xml version="1.0" encoding="utf-8"?>
-<ds:datastoreItem xmlns:ds="http://schemas.openxmlformats.org/officeDocument/2006/customXml" ds:itemID="{878930A0-CBDA-43F7-B5C9-2FBD43FFD8CC}">
-  <ds:schemaRefs>
-    <ds:schemaRef ds:uri="http://schemas.openxmlformats.org/officeDocument/2006/bibliography"/>
-  </ds:schemaRefs>
-</ds:datastoreItem>
 </file>